--- a/docs/CloudOps360_User_and_Demo_Guide.docx
+++ b/docs/CloudOps360_User_and_Demo_Guide.docx
@@ -13,7 +13,7 @@
     <w:p>
       <w:pPr/>
       <w:r>
-        <w:t xml:space="preserve">Oct 14, 2026</w:t>
+        <w:t xml:space="preserve">Oct 24, 2026</w:t>
       </w:r>
       <w:r>
         <w:t xml:space="preserve"> · </w:t>
@@ -108,7 +108,7 @@
         </w:numPr>
       </w:pPr>
       <w:r>
-        <w:t xml:space="preserve">Technicians claim tickets, work on them, talk to the employee and record the fix.</w:t>
+        <w:t xml:space="preserve">Technicians receive tickets automatically (or claim them when everyone is free), work on them, talk to the employee and record the fix.</w:t>
       </w:r>
     </w:p>
     <w:p>
@@ -137,6 +137,18 @@
     </w:p>
     <w:p>
       <w:pPr>
+        <w:pStyle w:val="ListParagraph"/>
+        <w:numPr>
+          <w:ilvl w:val="0"/>
+          <w:numId w:val="2"/>
+        </w:numPr>
+      </w:pPr>
+      <w:r>
+        <w:t xml:space="preserve">Employees rate the support with 1–5 stars, and technicians can mark themselves Away when they are sick or on leave.</w:t>
+      </w:r>
+    </w:p>
+    <w:p>
+      <w:pPr>
         <w:pStyle w:val="Heading2"/>
       </w:pPr>
       <w:r>
@@ -200,6 +212,18 @@
       </w:r>
       <w:r>
         <w:t xml:space="preserve"> service first.</w:t>
+      </w:r>
+    </w:p>
+    <w:p>
+      <w:pPr/>
+      <w:r>
+        <w:rPr>
+          <w:b/>
+        </w:rPr>
+        <w:t xml:space="preserve">On AWS (the class demo):</w:t>
+      </w:r>
+      <w:r>
+        <w:t xml:space="preserve"> launch the EC2 instance with the 2-line User data from docs/CHEAT_SHEET.md, wait about 10 minutes and open http://&lt;public IP&gt;. Everything below works the same there; just use the IP instead of 127.0.0.1:5000.</w:t>
       </w:r>
     </w:p>
     <w:p>
@@ -376,7 +400,7 @@
           <w:p>
             <w:pPr/>
             <w:r>
-              <w:t xml:space="preserve">Claiming and fixing tickets</w:t>
+              <w:t xml:space="preserve">Receiving (auto-assigned) and fixing tickets</w:t>
             </w:r>
           </w:p>
         </w:tc>
@@ -553,7 +577,7 @@
         </w:numPr>
       </w:pPr>
       <w:r>
-        <w:t xml:space="preserve">☐ Website opens at http://127.0.0.1:5000</w:t>
+        <w:t xml:space="preserve">☐ Website opens at http://&lt;AWS public IP&gt; (laptop: http://127.0.0.1:5000)</w:t>
       </w:r>
     </w:p>
     <w:p>
@@ -1140,7 +1164,7 @@
           <w:p>
             <w:pPr/>
             <w:r>
-              <w:t xml:space="preserve">Claim a ticket from the queue</w:t>
+              <w:t xml:space="preserve">Claim a ticket from the queue (when everyone is free)</w:t>
             </w:r>
           </w:p>
         </w:tc>
@@ -1186,6 +1210,144 @@
           <w:p>
             <w:pPr/>
             <w:r>
+              <w:t xml:space="preserve">Receive tickets automatically</w:t>
+            </w:r>
+          </w:p>
+        </w:tc>
+        <w:tc>
+          <w:tcPr>
+            <w:tcW w:w="2340" w:type="dxa"/>
+          </w:tcPr>
+          <w:p>
+            <w:pPr/>
+            <w:r>
+              <w:t xml:space="preserve">No</w:t>
+            </w:r>
+          </w:p>
+        </w:tc>
+        <w:tc>
+          <w:tcPr>
+            <w:tcW w:w="2340" w:type="dxa"/>
+          </w:tcPr>
+          <w:p>
+            <w:pPr/>
+            <w:r>
+              <w:t xml:space="preserve">Yes (by workload and skills)</w:t>
+            </w:r>
+          </w:p>
+        </w:tc>
+        <w:tc>
+          <w:tcPr>
+            <w:tcW w:w="2340" w:type="dxa"/>
+          </w:tcPr>
+          <w:p>
+            <w:pPr/>
+            <w:r>
+              <w:t xml:space="preserve">No</w:t>
+            </w:r>
+          </w:p>
+        </w:tc>
+      </w:tr>
+      <w:tr>
+        <w:tc>
+          <w:tcPr>
+            <w:tcW w:w="2340" w:type="dxa"/>
+          </w:tcPr>
+          <w:p>
+            <w:pPr/>
+            <w:r>
+              <w:t xml:space="preserve">Set status Available / Away</w:t>
+            </w:r>
+          </w:p>
+        </w:tc>
+        <w:tc>
+          <w:tcPr>
+            <w:tcW w:w="2340" w:type="dxa"/>
+          </w:tcPr>
+          <w:p>
+            <w:pPr/>
+            <w:r>
+              <w:t xml:space="preserve">No</w:t>
+            </w:r>
+          </w:p>
+        </w:tc>
+        <w:tc>
+          <w:tcPr>
+            <w:tcW w:w="2340" w:type="dxa"/>
+          </w:tcPr>
+          <w:p>
+            <w:pPr/>
+            <w:r>
+              <w:t xml:space="preserve">Yes (own status)</w:t>
+            </w:r>
+          </w:p>
+        </w:tc>
+        <w:tc>
+          <w:tcPr>
+            <w:tcW w:w="2340" w:type="dxa"/>
+          </w:tcPr>
+          <w:p>
+            <w:pPr/>
+            <w:r>
+              <w:t xml:space="preserve">Yes (for technicians)</w:t>
+            </w:r>
+          </w:p>
+        </w:tc>
+      </w:tr>
+      <w:tr>
+        <w:tc>
+          <w:tcPr>
+            <w:tcW w:w="2340" w:type="dxa"/>
+          </w:tcPr>
+          <w:p>
+            <w:pPr/>
+            <w:r>
+              <w:t xml:space="preserve">Rate the support (1–5 stars)</w:t>
+            </w:r>
+          </w:p>
+        </w:tc>
+        <w:tc>
+          <w:tcPr>
+            <w:tcW w:w="2340" w:type="dxa"/>
+          </w:tcPr>
+          <w:p>
+            <w:pPr/>
+            <w:r>
+              <w:t xml:space="preserve">Yes, own closed tickets</w:t>
+            </w:r>
+          </w:p>
+        </w:tc>
+        <w:tc>
+          <w:tcPr>
+            <w:tcW w:w="2340" w:type="dxa"/>
+          </w:tcPr>
+          <w:p>
+            <w:pPr/>
+            <w:r>
+              <w:t xml:space="preserve">No</w:t>
+            </w:r>
+          </w:p>
+        </w:tc>
+        <w:tc>
+          <w:tcPr>
+            <w:tcW w:w="2340" w:type="dxa"/>
+          </w:tcPr>
+          <w:p>
+            <w:pPr/>
+            <w:r>
+              <w:t xml:space="preserve">No</w:t>
+            </w:r>
+          </w:p>
+        </w:tc>
+      </w:tr>
+      <w:tr>
+        <w:tc>
+          <w:tcPr>
+            <w:tcW w:w="2340" w:type="dxa"/>
+          </w:tcPr>
+          <w:p>
+            <w:pPr/>
+            <w:r>
               <w:t xml:space="preserve">Change status</w:t>
             </w:r>
           </w:p>
@@ -1324,7 +1486,7 @@
           <w:p>
             <w:pPr/>
             <w:r>
-              <w:t xml:space="preserve">Manage users, roles, categories, SLA</w:t>
+              <w:t xml:space="preserve">Manage users, roles, skills, categories, SLA, auto-assignment</w:t>
             </w:r>
           </w:p>
         </w:tc>
@@ -1552,22 +1714,16 @@
         </w:numPr>
       </w:pPr>
       <w:r>
-        <w:rPr>
-          <w:b/>
-        </w:rPr>
-        <w:t xml:space="preserve">Sarah (technician)</w:t>
-      </w:r>
-      <w:r>
-        <w:t xml:space="preserve"> sees it in the unassigned queue and clicks </w:t>
-      </w:r>
-      <w:r>
-        <w:rPr>
-          <w:b/>
-        </w:rPr>
-        <w:t xml:space="preserve">Claim</w:t>
-      </w:r>
-      <w:r>
-        <w:t xml:space="preserve"> → </w:t>
+        <w:t xml:space="preserve">The system automatically assigns it to </w:t>
+      </w:r>
+      <w:r>
+        <w:rPr>
+          <w:b/>
+        </w:rPr>
+        <w:t xml:space="preserve">Sarah</w:t>
+      </w:r>
+      <w:r>
+        <w:t xml:space="preserve"> (technician): she is the specialist for End-User Computing with the lightest workload → </w:t>
       </w:r>
       <w:r>
         <w:rPr>
@@ -1576,7 +1732,7 @@
         <w:t xml:space="preserve">Assigned</w:t>
       </w:r>
       <w:r>
-        <w:t xml:space="preserve">.</w:t>
+        <w:t xml:space="preserve">. Every technician gets a notification.</w:t>
       </w:r>
     </w:p>
     <w:p>
@@ -1666,7 +1822,7 @@
         <w:t xml:space="preserve">Closed</w:t>
       </w:r>
       <w:r>
-        <w:t xml:space="preserve">.</w:t>
+        <w:t xml:space="preserve">. Then he rates the support with 1–5 stars.</w:t>
       </w:r>
     </w:p>
     <w:p>
@@ -1909,6 +2065,63 @@
           <w:p>
             <w:pPr/>
             <w:r>
+              <w:t xml:space="preserve">Auto-assign (system)</w:t>
+            </w:r>
+          </w:p>
+        </w:tc>
+        <w:tc>
+          <w:tcPr>
+            <w:tcW w:w="1872" w:type="dxa"/>
+          </w:tcPr>
+          <w:p>
+            <w:pPr/>
+            <w:r>
+              <w:t xml:space="preserve">Open → Assigned</w:t>
+            </w:r>
+          </w:p>
+        </w:tc>
+        <w:tc>
+          <w:tcPr>
+            <w:tcW w:w="1872" w:type="dxa"/>
+          </w:tcPr>
+          <w:p>
+            <w:pPr/>
+            <w:r>
+              <w:t xml:space="preserve">–</w:t>
+            </w:r>
+          </w:p>
+        </w:tc>
+        <w:tc>
+          <w:tcPr>
+            <w:tcW w:w="1872" w:type="dxa"/>
+          </w:tcPr>
+          <w:p>
+            <w:pPr/>
+            <w:r>
+              <w:t xml:space="preserve">–</w:t>
+            </w:r>
+          </w:p>
+        </w:tc>
+        <w:tc>
+          <w:tcPr>
+            <w:tcW w:w="1872" w:type="dxa"/>
+          </w:tcPr>
+          <w:p>
+            <w:pPr/>
+            <w:r>
+              <w:t xml:space="preserve">Automatic</w:t>
+            </w:r>
+          </w:p>
+        </w:tc>
+      </w:tr>
+      <w:tr>
+        <w:tc>
+          <w:tcPr>
+            <w:tcW w:w="1872" w:type="dxa"/>
+          </w:tcPr>
+          <w:p>
+            <w:pPr/>
+            <w:r>
               <w:t xml:space="preserve">Start Work</w:t>
             </w:r>
           </w:p>
@@ -2137,6 +2350,63 @@
           <w:p>
             <w:pPr/>
             <w:r>
+              <w:t xml:space="preserve">Rate (1–5 stars)</w:t>
+            </w:r>
+          </w:p>
+        </w:tc>
+        <w:tc>
+          <w:tcPr>
+            <w:tcW w:w="1872" w:type="dxa"/>
+          </w:tcPr>
+          <w:p>
+            <w:pPr/>
+            <w:r>
+              <w:t xml:space="preserve">Closed, once</w:t>
+            </w:r>
+          </w:p>
+        </w:tc>
+        <w:tc>
+          <w:tcPr>
+            <w:tcW w:w="1872" w:type="dxa"/>
+          </w:tcPr>
+          <w:p>
+            <w:pPr/>
+            <w:r>
+              <w:t xml:space="preserve">Yes (own ticket)</w:t>
+            </w:r>
+          </w:p>
+        </w:tc>
+        <w:tc>
+          <w:tcPr>
+            <w:tcW w:w="1872" w:type="dxa"/>
+          </w:tcPr>
+          <w:p>
+            <w:pPr/>
+            <w:r>
+              <w:t xml:space="preserve">–</w:t>
+            </w:r>
+          </w:p>
+        </w:tc>
+        <w:tc>
+          <w:tcPr>
+            <w:tcW w:w="1872" w:type="dxa"/>
+          </w:tcPr>
+          <w:p>
+            <w:pPr/>
+            <w:r>
+              <w:t xml:space="preserve">–</w:t>
+            </w:r>
+          </w:p>
+        </w:tc>
+      </w:tr>
+      <w:tr>
+        <w:tc>
+          <w:tcPr>
+            <w:tcW w:w="1872" w:type="dxa"/>
+          </w:tcPr>
+          <w:p>
+            <w:pPr/>
+            <w:r>
               <w:t xml:space="preserve">Pause / Return to Queue / Close (cancel)</w:t>
             </w:r>
           </w:p>
@@ -2198,7 +2468,7 @@
     <w:p>
       <w:pPr/>
       <w:r>
-        <w:t xml:space="preserve">These seven words come up everywhere on the website and in questions.</w:t>
+        <w:t xml:space="preserve">These nine words come up everywhere on the website and in questions.</w:t>
       </w:r>
     </w:p>
     <w:tbl>
@@ -2435,6 +2705,78 @@
           <w:p>
             <w:pPr/>
             <w:r>
+              <w:rPr/>
+              <w:t xml:space="preserve">Auto-assignment</w:t>
+            </w:r>
+          </w:p>
+        </w:tc>
+        <w:tc>
+          <w:tcPr>
+            <w:tcW w:w="3120" w:type="dxa"/>
+          </w:tcPr>
+          <w:p>
+            <w:pPr/>
+            <w:r>
+              <w:t xml:space="preserve">The system gives a new ticket to the available technician with the lightest workload, specialists first</w:t>
+            </w:r>
+          </w:p>
+        </w:tc>
+        <w:tc>
+          <w:tcPr>
+            <w:tcW w:w="3120" w:type="dxa"/>
+          </w:tcPr>
+          <w:p>
+            <w:pPr/>
+            <w:r>
+              <w:t xml:space="preserve">Ticket history: "System (auto-assign)"; admin Auto-Assignment page</w:t>
+            </w:r>
+          </w:p>
+        </w:tc>
+      </w:tr>
+      <w:tr>
+        <w:tc>
+          <w:tcPr>
+            <w:tcW w:w="3120" w:type="dxa"/>
+          </w:tcPr>
+          <w:p>
+            <w:pPr/>
+            <w:r>
+              <w:rPr/>
+              <w:t xml:space="preserve">Star rating (CSAT)</w:t>
+            </w:r>
+          </w:p>
+        </w:tc>
+        <w:tc>
+          <w:tcPr>
+            <w:tcW w:w="3120" w:type="dxa"/>
+          </w:tcPr>
+          <w:p>
+            <w:pPr/>
+            <w:r>
+              <w:t xml:space="preserve">1–5 stars the employee gives once, after the ticket is closed</w:t>
+            </w:r>
+          </w:p>
+        </w:tc>
+        <w:tc>
+          <w:tcPr>
+            <w:tcW w:w="3120" w:type="dxa"/>
+          </w:tcPr>
+          <w:p>
+            <w:pPr/>
+            <w:r>
+              <w:t xml:space="preserve">Ticket page; Analytics</w:t>
+            </w:r>
+          </w:p>
+        </w:tc>
+      </w:tr>
+      <w:tr>
+        <w:tc>
+          <w:tcPr>
+            <w:tcW w:w="3120" w:type="dxa"/>
+          </w:tcPr>
+          <w:p>
+            <w:pPr/>
+            <w:r>
               <w:rPr>
                 <w:b/>
               </w:rPr>
@@ -2487,7 +2829,7 @@
           <w:p>
             <w:pPr/>
             <w:r>
-              <w:t xml:space="preserve">A message telling you something happened to your ticket (assigned, commented, status changed)</w:t>
+              <w:t xml:space="preserve">A message telling you something happened to your ticket (new ticket for technicians, assigned, commented, status changed, rated)</w:t>
             </w:r>
           </w:p>
         </w:tc>
@@ -3307,7 +3649,7 @@
           <w:p>
             <w:pPr/>
             <w:r>
-              <w:t xml:space="preserve">Users &amp; Roles, Categories, SLA Policies, Analytics, Audit Trail</w:t>
+              <w:t xml:space="preserve">Users &amp; Roles, Categories, SLA Policies, Auto-Assignment, Analytics, Audit Trail</w:t>
             </w:r>
           </w:p>
         </w:tc>
@@ -3684,7 +4026,7 @@
         <w:t xml:space="preserve">Queue &amp; Workload:</w:t>
       </w:r>
       <w:r>
-        <w:t xml:space="preserve"> red warning if any of my tickets is overdue; </w:t>
+        <w:t xml:space="preserve"> My status card (Available / Away with a note and a back-on date) and How tickets reach you (auto-assignment rules, my star rating); red warning if any of my tickets is overdue; </w:t>
       </w:r>
       <w:r>
         <w:rPr>
@@ -3773,7 +4115,7 @@
         <w:t xml:space="preserve">Add User</w:t>
       </w:r>
       <w:r>
-        <w:t xml:space="preserve"> with any role; edit (name, email, role, department, password reset, active switch); deactivate or reactivate. Safety rules: you cannot demote or deactivate yourself, and the last active admin cannot be removed.</w:t>
+        <w:t xml:space="preserve"> with any role; edit (name, email, role, department, password reset, active switch; for technicians also skills and Available / Away); deactivate or reactivate. Safety rules: you cannot demote or deactivate yourself, and the last active admin cannot be removed.</w:t>
       </w:r>
     </w:p>
     <w:p>
@@ -3824,10 +4166,10 @@
         <w:rPr>
           <w:b/>
         </w:rPr>
-        <w:t xml:space="preserve">Analytics:</w:t>
-      </w:r>
-      <w:r>
-        <w:t xml:space="preserve"> charts over 7, 14, 30 or 90 days: created vs resolved, priority, status, category, average fix time per priority, technician performance.</w:t>
+        <w:t xml:space="preserve">Auto-Assignment:</w:t>
+      </w:r>
+      <w:r>
+        <w:t xml:space="preserve"> ON/OFF switch, maximum open tickets per technician (1–50, default 10), queue wait times, the technicians with status, skills and workload points, and the tickets waiting in the queue. It works on its own; the admin only gets a "Needs assignment" alert when nobody can take a ticket.</w:t>
       </w:r>
     </w:p>
     <w:p>
@@ -3842,6 +4184,24 @@
         <w:rPr>
           <w:b/>
         </w:rPr>
+        <w:t xml:space="preserve">Analytics:</w:t>
+      </w:r>
+      <w:r>
+        <w:t xml:space="preserve"> charts over 7, 14, 30 or 90 days: created vs resolved, priority, status, category, average fix time per priority, technician performance with average star rating, and a customer ratings chart.</w:t>
+      </w:r>
+    </w:p>
+    <w:p>
+      <w:pPr>
+        <w:pStyle w:val="ListParagraph"/>
+        <w:numPr>
+          <w:ilvl w:val="0"/>
+          <w:numId w:val="10"/>
+        </w:numPr>
+      </w:pPr>
+      <w:r>
+        <w:rPr>
+          <w:b/>
+        </w:rPr>
         <w:t xml:space="preserve">Audit Trail:</w:t>
       </w:r>
       <w:r>
@@ -3968,7 +4328,7 @@
         </w:numPr>
       </w:pPr>
       <w:r>
-        <w:t xml:space="preserve">Open http://127.0.0.1:5000 (landing page).</w:t>
+        <w:t xml:space="preserve">Open http://&lt;IP&gt; (&lt;IP&gt; = the AWS public IP; on the laptop 127.0.0.1:5000) (landing page).</w:t>
       </w:r>
     </w:p>
     <w:p>
@@ -3992,7 +4352,7 @@
         <w:t xml:space="preserve">Say:</w:t>
       </w:r>
       <w:r>
-        <w:t xml:space="preserve"> "CloudOps 360 is an IT incident management system. Employees report problems, technicians fix them and administrators monitor everything. It has three roles, a controlled workflow, SLA deadlines and an audit trail. It's built with Flask and MySQL and designed for AWS EC2, RDS and EFS."</w:t>
+        <w:t xml:space="preserve"> "CloudOps 360 is an IT incident management system. Employees report problems, technicians fix them and administrators monitor everything. It has three roles, a controlled workflow, SLA deadlines and an audit trail. New tickets go automatically to the least busy technician, and employees rate the support. It's built with Flask and MySQL and runs live on AWS EC2 (Lab 1); RDS and EFS come next."</w:t>
       </w:r>
     </w:p>
     <w:p>
@@ -4162,7 +4522,7 @@
         <w:rPr>
           <w:b/>
         </w:rPr>
-        <w:t xml:space="preserve">Open</w:t>
+        <w:t xml:space="preserve">Assigned</w:t>
       </w:r>
       <w:r>
         <w:t xml:space="preserve">, the workflow bar, the </w:t>
@@ -4174,7 +4534,7 @@
         <w:t xml:space="preserve">SLA tracking</w:t>
       </w:r>
       <w:r>
-        <w:t xml:space="preserve"> box (12 hours to resolve for High), the attachment, and the Activity history.</w:t>
+        <w:t xml:space="preserve"> box (12 hours to resolve for High), the attachment, and the Activity history: "System (auto-assign)" with the reason it chose Sarah.</w:t>
       </w:r>
     </w:p>
     <w:p>
@@ -4186,7 +4546,7 @@
         <w:t xml:space="preserve">Say:</w:t>
       </w:r>
       <w:r>
-        <w:t xml:space="preserve"> "Every ticket gets a unique reference number. The deadline is calculated automatically from the priority. The file is checked and stored under a random name, and its details are saved in MySQL."</w:t>
+        <w:t xml:space="preserve"> "Every ticket gets a unique reference number. The system gave it to the best technician by itself and told every technician. The deadline is calculated automatically from the priority. The file is checked and stored under a random name, and its details are saved in MySQL."</w:t>
       </w:r>
     </w:p>
     <w:p>
@@ -4212,7 +4572,7 @@
         <w:rPr>
           <w:b/>
         </w:rPr>
-        <w:t xml:space="preserve">127.0.0.1:5000/tickets/INC-2026-00002</w:t>
+        <w:t xml:space="preserve">&lt;IP&gt;/tickets/INC-2026-00002</w:t>
       </w:r>
       <w:r>
         <w:t xml:space="preserve"> (Elena's ticket) → </w:t>
@@ -4242,7 +4602,7 @@
         <w:rPr>
           <w:b/>
         </w:rPr>
-        <w:t xml:space="preserve">127.0.0.1:5000/admin/users</w:t>
+        <w:t xml:space="preserve">&lt;IP&gt;/admin/users</w:t>
       </w:r>
       <w:r>
         <w:t xml:space="preserve"> → </w:t>
@@ -4316,25 +4676,25 @@
         </w:numPr>
       </w:pPr>
       <w:r>
-        <w:t xml:space="preserve">Click </w:t>
-      </w:r>
-      <w:r>
-        <w:rPr>
-          <w:b/>
-        </w:rPr>
-        <w:t xml:space="preserve">Queue &amp; Workload</w:t>
-      </w:r>
-      <w:r>
-        <w:t xml:space="preserve"> in the sidebar. Jordan's new ticket is in the </w:t>
-      </w:r>
-      <w:r>
-        <w:rPr>
-          <w:b/>
-        </w:rPr>
-        <w:t xml:space="preserve">Unassigned queue</w:t>
-      </w:r>
-      <w:r>
-        <w:t xml:space="preserve">. Click </w:t>
+        <w:t xml:space="preserve">Click the 🔔 bell: </w:t>
+      </w:r>
+      <w:r>
+        <w:rPr>
+          <w:b/>
+        </w:rPr>
+        <w:t xml:space="preserve">Auto-assigned: INC-2026-000NN</w:t>
+      </w:r>
+      <w:r>
+        <w:t xml:space="preserve"> — open it. The ticket is already </w:t>
+      </w:r>
+      <w:r>
+        <w:rPr>
+          <w:b/>
+        </w:rPr>
+        <w:t xml:space="preserve">Assigned</w:t>
+      </w:r>
+      <w:r>
+        <w:t xml:space="preserve"> to Sarah, so there is nothing to claim. (If every technician had been free, it would wait in the Unassigned queue and she would click </w:t>
       </w:r>
       <w:r>
         <w:rPr>
@@ -4343,16 +4703,7 @@
         <w:t xml:space="preserve">Claim</w:t>
       </w:r>
       <w:r>
-        <w:t xml:space="preserve"> → status becomes </w:t>
-      </w:r>
-      <w:r>
-        <w:rPr>
-          <w:b/>
-        </w:rPr>
-        <w:t xml:space="preserve">Assigned</w:t>
-      </w:r>
-      <w:r>
-        <w:t xml:space="preserve">.</w:t>
+        <w:t xml:space="preserve">.)</w:t>
       </w:r>
     </w:p>
     <w:p>
@@ -4520,7 +4871,7 @@
         <w:t xml:space="preserve">Say:</w:t>
       </w:r>
       <w:r>
-        <w:t xml:space="preserve"> "The technician only sees their own tickets and the unassigned queue. The buttons shown are exactly the steps allowed by the workflow. Internal notes are for staff only, and a ticket can't be resolved without recording what was done."</w:t>
+        <w:t xml:space="preserve"> "The system gave the ticket to Sarah automatically, so nobody had to pick it up by hand. The technician only sees their own tickets and the unassigned queue. The buttons shown are exactly the steps allowed by the workflow. Internal notes are for staff only, and a ticket can't be resolved without recording what was done."</w:t>
       </w:r>
     </w:p>
     <w:p>
@@ -4618,13 +4969,31 @@
         <w:t xml:space="preserve">Closed</w:t>
       </w:r>
       <w:r>
-        <w:t xml:space="preserve">. Show the full </w:t>
-      </w:r>
-      <w:r>
-        <w:rPr>
-          <w:b/>
-        </w:rPr>
-        <w:t xml:space="preserve">Activity history</w:t>
+        <w:t xml:space="preserve">. Show the full Activity history. Then the </w:t>
+      </w:r>
+      <w:r>
+        <w:rPr>
+          <w:b/>
+        </w:rPr>
+        <w:t xml:space="preserve">How was the support you received?</w:t>
+      </w:r>
+      <w:r>
+        <w:t xml:space="preserve"> card appears: choose </w:t>
+      </w:r>
+      <w:r>
+        <w:rPr>
+          <w:b/>
+        </w:rPr>
+        <w:t xml:space="preserve">5 stars</w:t>
+      </w:r>
+      <w:r>
+        <w:t xml:space="preserve">, add a short comment, </w:t>
+      </w:r>
+      <w:r>
+        <w:rPr>
+          <w:b/>
+        </w:rPr>
+        <w:t xml:space="preserve">Submit rating</w:t>
       </w:r>
       <w:r>
         <w:t xml:space="preserve">.</w:t>
@@ -4639,7 +5008,7 @@
         <w:t xml:space="preserve">Say:</w:t>
       </w:r>
       <w:r>
-        <w:t xml:space="preserve"> "The employee was notified automatically. The internal note is filtered out on the server. The employee confirms the fix, or could press Reopen if the problem came back."</w:t>
+        <w:t xml:space="preserve"> "The employee was notified automatically. The internal note is filtered out on the server. The employee confirms the fix, or could press Reopen if the problem came back. Then he rates the support, and Sarah is notified of the rating."</w:t>
       </w:r>
     </w:p>
     <w:p>
@@ -4704,25 +5073,16 @@
         <w:t xml:space="preserve">Analytics</w:t>
       </w:r>
       <w:r>
-        <w:t xml:space="preserve"> → switch between </w:t>
-      </w:r>
-      <w:r>
-        <w:rPr>
-          <w:b/>
-        </w:rPr>
-        <w:t xml:space="preserve">7 days</w:t>
-      </w:r>
-      <w:r>
-        <w:t xml:space="preserve"> and </w:t>
-      </w:r>
-      <w:r>
-        <w:rPr>
-          <w:b/>
-        </w:rPr>
-        <w:t xml:space="preserve">90 days</w:t>
-      </w:r>
-      <w:r>
-        <w:t xml:space="preserve">.</w:t>
+        <w:t xml:space="preserve"> → switch between 7 days and 90 days; point at </w:t>
+      </w:r>
+      <w:r>
+        <w:rPr>
+          <w:b/>
+        </w:rPr>
+        <w:t xml:space="preserve">Customer satisfaction</w:t>
+      </w:r>
+      <w:r>
+        <w:t xml:space="preserve"> (average stars) and the ratings chart.</w:t>
       </w:r>
     </w:p>
     <w:p>
@@ -4782,37 +5142,28 @@
         <w:rPr>
           <w:b/>
         </w:rPr>
-        <w:t xml:space="preserve">Users &amp; Roles</w:t>
-      </w:r>
-      <w:r>
-        <w:t xml:space="preserve"> → </w:t>
-      </w:r>
-      <w:r>
-        <w:rPr>
-          <w:b/>
-        </w:rPr>
-        <w:t xml:space="preserve">Add User</w:t>
-      </w:r>
-      <w:r>
-        <w:t xml:space="preserve"> → create a technician (e.g. </w:t>
-      </w:r>
-      <w:r>
-        <w:rPr>
-          <w:i/>
-        </w:rPr>
-        <w:t xml:space="preserve">ravi.tech</w:t>
-      </w:r>
-      <w:r>
-        <w:t xml:space="preserve">, password like </w:t>
-      </w:r>
-      <w:r>
-        <w:rPr>
-          <w:i/>
-        </w:rPr>
-        <w:t xml:space="preserve">Support2026A</w:t>
-      </w:r>
-      <w:r>
-        <w:t xml:space="preserve">). Show it in the list.</w:t>
+        <w:t xml:space="preserve">Auto-Assignment</w:t>
+      </w:r>
+      <w:r>
+        <w:t xml:space="preserve"> → it is </w:t>
+      </w:r>
+      <w:r>
+        <w:rPr>
+          <w:b/>
+        </w:rPr>
+        <w:t xml:space="preserve">ON</w:t>
+      </w:r>
+      <w:r>
+        <w:t xml:space="preserve">, max </w:t>
+      </w:r>
+      <w:r>
+        <w:rPr>
+          <w:b/>
+        </w:rPr>
+        <w:t xml:space="preserve">10</w:t>
+      </w:r>
+      <w:r>
+        <w:t xml:space="preserve"> open tickets per technician (the admin can choose 1–50), the wait times, the technicians with their skills and workload points, and the tickets waiting in the queue. Say: "It works on its own; the admin is only alerted when nobody can take a ticket."</w:t>
       </w:r>
     </w:p>
     <w:p>
@@ -4827,6 +5178,51 @@
         <w:rPr>
           <w:b/>
         </w:rPr>
+        <w:t xml:space="preserve">Users &amp; Roles</w:t>
+      </w:r>
+      <w:r>
+        <w:t xml:space="preserve"> → </w:t>
+      </w:r>
+      <w:r>
+        <w:rPr>
+          <w:b/>
+        </w:rPr>
+        <w:t xml:space="preserve">Add User</w:t>
+      </w:r>
+      <w:r>
+        <w:t xml:space="preserve"> → create a technician (e.g. </w:t>
+      </w:r>
+      <w:r>
+        <w:rPr>
+          <w:i/>
+        </w:rPr>
+        <w:t xml:space="preserve">ravi.tech</w:t>
+      </w:r>
+      <w:r>
+        <w:t xml:space="preserve">, password like </w:t>
+      </w:r>
+      <w:r>
+        <w:rPr>
+          <w:i/>
+        </w:rPr>
+        <w:t xml:space="preserve">Support2026A</w:t>
+      </w:r>
+      <w:r>
+        <w:t xml:space="preserve">). Show it in the list.</w:t>
+      </w:r>
+    </w:p>
+    <w:p>
+      <w:pPr>
+        <w:pStyle w:val="ListParagraph"/>
+        <w:numPr>
+          <w:ilvl w:val="0"/>
+          <w:numId w:val="17"/>
+        </w:numPr>
+      </w:pPr>
+      <w:r>
+        <w:rPr>
+          <w:b/>
+        </w:rPr>
         <w:t xml:space="preserve">Audit Trail</w:t>
       </w:r>
       <w:r>
@@ -4848,7 +5244,7 @@
         <w:t xml:space="preserve">ACCESS_DENIED_RBAC</w:t>
       </w:r>
       <w:r>
-        <w:t xml:space="preserve">) → Jordan's blocked attempts from Step 3. Click </w:t>
+        <w:t xml:space="preserve">) → Jordan's blocked attempts from Step 3. Also show TICKET_AUTO_ASSIGN (done by the system) and TICKET_RATED. Click </w:t>
       </w:r>
       <w:r>
         <w:rPr>
@@ -5061,7 +5457,7 @@
         <w:rPr>
           <w:b/>
         </w:rPr>
-        <w:t xml:space="preserve">123 passed</w:t>
+        <w:t xml:space="preserve">144 passed</w:t>
       </w:r>
       <w:r>
         <w:t xml:space="preserve">.</w:t>
@@ -5076,7 +5472,7 @@
         <w:t xml:space="preserve">Say:</w:t>
       </w:r>
       <w:r>
-        <w:t xml:space="preserve"> "There are 123 automated tests covering login, permissions, the workflow, internal-note privacy, file uploads, SLA calculations and dashboards. They pass on both SQLite and MySQL."</w:t>
+        <w:t xml:space="preserve"> "There are 144 automated tests covering login, permissions, the workflow, internal-note privacy, file uploads, SLA calculations, dashboards, auto-assignment and ratings. They pass on both SQLite and MySQL."</w:t>
       </w:r>
     </w:p>
     <w:p>
@@ -5120,7 +5516,7 @@
         </w:numPr>
       </w:pPr>
       <w:r>
-        <w:t xml:space="preserve">Sarah claims, adds an internal note, resolves (Step 4).</w:t>
+        <w:t xml:space="preserve">Sarah gets it automatically, adds an internal note, resolves (Step 4).</w:t>
       </w:r>
     </w:p>
     <w:p>
@@ -5132,7 +5528,7 @@
         </w:numPr>
       </w:pPr>
       <w:r>
-        <w:t xml:space="preserve">Jordan sees the fix but not the internal note (Step 5).</w:t>
+        <w:t xml:space="preserve">Jordan sees the fix but not the internal note and rates it (Step 5).</w:t>
       </w:r>
     </w:p>
     <w:p>
@@ -5284,7 +5680,7 @@
         </w:numPr>
       </w:pPr>
       <w:r>
-        <w:t xml:space="preserve">One database transaction saves the ticket, its number, its SLA deadlines, the first history entry, the attachment details, an audit entry and notifications to the technicians.</w:t>
+        <w:t xml:space="preserve">One database transaction saves the ticket, its number, its SLA deadlines, the first history entry, the attachment details, an audit entry, the automatic assignment to the best technician (available, below the maximum, specialists first, lightest workload) and notifications to the technicians (with how many tickets are waiting).</w:t>
       </w:r>
     </w:p>
     <w:p>
@@ -5367,7 +5763,7 @@
           <w:p>
             <w:pPr/>
             <w:r>
-              <w:t xml:space="preserve">Accounts, hashed passwords, role, active or not</w:t>
+              <w:t xml:space="preserve">Accounts, hashed passwords, role, active or not, Available / Away</w:t>
             </w:r>
           </w:p>
         </w:tc>
@@ -5391,7 +5787,7 @@
           <w:p>
             <w:pPr/>
             <w:r>
-              <w:t xml:space="preserve">Every incident: number, title, priority, status, creator, technician, deadlines</w:t>
+              <w:t xml:space="preserve">Every incident: number, title, priority, status, creator, technician, deadlines, star rating</w:t>
             </w:r>
           </w:p>
         </w:tc>
@@ -5593,6 +5989,54 @@
             <w:pPr/>
             <w:r>
               <w:t xml:space="preserve">Sign-in attempts used for the lockout rule</w:t>
+            </w:r>
+          </w:p>
+        </w:tc>
+      </w:tr>
+      <w:tr>
+        <w:tc>
+          <w:tcPr>
+            <w:tcW w:w="4680" w:type="dxa"/>
+          </w:tcPr>
+          <w:p>
+            <w:pPr/>
+            <w:r>
+              <w:t xml:space="preserve">technician_skills</w:t>
+            </w:r>
+          </w:p>
+        </w:tc>
+        <w:tc>
+          <w:tcPr>
+            <w:tcW w:w="4680" w:type="dxa"/>
+          </w:tcPr>
+          <w:p>
+            <w:pPr/>
+            <w:r>
+              <w:t xml:space="preserve">Which categories each technician specialises in</w:t>
+            </w:r>
+          </w:p>
+        </w:tc>
+      </w:tr>
+      <w:tr>
+        <w:tc>
+          <w:tcPr>
+            <w:tcW w:w="4680" w:type="dxa"/>
+          </w:tcPr>
+          <w:p>
+            <w:pPr/>
+            <w:r>
+              <w:t xml:space="preserve">system_settings</w:t>
+            </w:r>
+          </w:p>
+        </w:tc>
+        <w:tc>
+          <w:tcPr>
+            <w:tcW w:w="4680" w:type="dxa"/>
+          </w:tcPr>
+          <w:p>
+            <w:pPr/>
+            <w:r>
+              <w:t xml:space="preserve">Admin settings such as auto-assignment on/off and the maximum per technician</w:t>
             </w:r>
           </w:p>
         </w:tc>
@@ -5884,43 +6328,25 @@
         <w:t xml:space="preserve">same code</w:t>
       </w:r>
       <w:r>
-        <w:t xml:space="preserve">; each lab changes only where it runs and how it is secured. The AWS parts are scripted in the repository (</w:t>
-      </w:r>
-      <w:r>
-        <w:rPr>
-          <w:rStyle w:val="CodeChar"/>
-        </w:rPr>
-        <w:t xml:space="preserve">infrastructure/aws/</w:t>
-      </w:r>
-      <w:r>
-        <w:t xml:space="preserve">) but </w:t>
-      </w:r>
-      <w:r>
-        <w:rPr>
-          <w:b/>
-        </w:rPr>
-        <w:t xml:space="preserve">have not been deployed yet</w:t>
-      </w:r>
-      <w:r>
-        <w:t xml:space="preserve">; the full steps are in </w:t>
-      </w:r>
-      <w:r>
-        <w:rPr>
-          <w:rStyle w:val="CodeChar"/>
-        </w:rPr>
-        <w:t xml:space="preserve">docs/aws_deployment.md</w:t>
-      </w:r>
-      <w:r>
-        <w:t xml:space="preserve"> and the tick-box checklists in </w:t>
-      </w:r>
-      <w:r>
-        <w:rPr>
-          <w:rStyle w:val="CodeChar"/>
-        </w:rPr>
-        <w:t xml:space="preserve">docs/lab_guides.md</w:t>
-      </w:r>
-      <w:r>
-        <w:t xml:space="preserve">.</w:t>
+        <w:t xml:space="preserve">; each lab changes only where it runs and how it is secured. </w:t>
+      </w:r>
+      <w:r>
+        <w:rPr>
+          <w:b/>
+        </w:rPr>
+        <w:t xml:space="preserve">Lab 1 is deployed and verified live</w:t>
+      </w:r>
+      <w:r>
+        <w:t xml:space="preserve"> on AWS (AWS Academy Sandbox, installed by the 2-line User data script). Lab 2 and Lab 3 are scripted in the repository (infrastructure/aws/) but </w:t>
+      </w:r>
+      <w:r>
+        <w:rPr>
+          <w:b/>
+        </w:rPr>
+        <w:t xml:space="preserve">not deployed yet</w:t>
+      </w:r>
+      <w:r>
+        <w:t xml:space="preserve">; the full steps are in docs/aws_deployment.md and the tick-box checklists in docs/lab_guides.md.</w:t>
       </w:r>
     </w:p>
     <w:tbl>
@@ -6000,7 +6426,7 @@
               <w:rPr>
                 <w:b/>
               </w:rPr>
-              <w:t xml:space="preserve">Lab 1</w:t>
+              <w:t xml:space="preserve">Lab 1 ✓ done</w:t>
             </w:r>
           </w:p>
         </w:tc>
@@ -6747,7 +7173,127 @@
           <w:p>
             <w:pPr/>
             <w:r>
-              <w:t xml:space="preserve">123 automated tests pass on SQLite and on MySQL, plus manual checks in the browser of every role.</w:t>
+              <w:t xml:space="preserve">144 automated tests pass on SQLite and on MySQL, plus manual checks in the browser of every role.</w:t>
+            </w:r>
+          </w:p>
+        </w:tc>
+      </w:tr>
+      <w:tr>
+        <w:tc>
+          <w:tcPr>
+            <w:tcW w:w="4680" w:type="dxa"/>
+          </w:tcPr>
+          <w:p>
+            <w:pPr/>
+            <w:r>
+              <w:t xml:space="preserve">Is it running on AWS?</w:t>
+            </w:r>
+          </w:p>
+        </w:tc>
+        <w:tc>
+          <w:tcPr>
+            <w:tcW w:w="4680" w:type="dxa"/>
+          </w:tcPr>
+          <w:p>
+            <w:pPr/>
+            <w:r>
+              <w:t xml:space="preserve">Yes. Lab 1 runs on an EC2 server (Amazon Linux 2023) with Nginx, Gunicorn and MariaDB. A 2-line User data script installs everything from GitHub in about 10 minutes. Lab 2 (RDS, EFS) and Lab 3 (IAM, Secrets Manager, HTTPS) are next.</w:t>
+            </w:r>
+          </w:p>
+        </w:tc>
+      </w:tr>
+      <w:tr>
+        <w:tc>
+          <w:tcPr>
+            <w:tcW w:w="4680" w:type="dxa"/>
+          </w:tcPr>
+          <w:p>
+            <w:pPr/>
+            <w:r>
+              <w:t xml:space="preserve">How does auto-assignment choose a technician?</w:t>
+            </w:r>
+          </w:p>
+        </w:tc>
+        <w:tc>
+          <w:tcPr>
+            <w:tcW w:w="4680" w:type="dxa"/>
+          </w:tcPr>
+          <w:p>
+            <w:pPr/>
+            <w:r>
+              <w:t xml:space="preserve">Only technicians who are Available and below the maximum (10 by default; the admin can set 1–50). Specialists in the ticket's category come first, then the lightest workload (Critical counts 4 points, High 3, Medium 2, Low 1). If everyone is free the ticket waits in the queue for anyone to claim, and is assigned automatically after a wait time. The reason is saved in the ticket history and audit trail.</w:t>
+            </w:r>
+          </w:p>
+        </w:tc>
+      </w:tr>
+      <w:tr>
+        <w:tc>
+          <w:tcPr>
+            <w:tcW w:w="4680" w:type="dxa"/>
+          </w:tcPr>
+          <w:p>
+            <w:pPr/>
+            <w:r>
+              <w:t xml:space="preserve">What if a technician is sick?</w:t>
+            </w:r>
+          </w:p>
+        </w:tc>
+        <w:tc>
+          <w:tcPr>
+            <w:tcW w:w="4680" w:type="dxa"/>
+          </w:tcPr>
+          <w:p>
+            <w:pPr/>
+            <w:r>
+              <w:t xml:space="preserve">They set themselves Away, with a note and a back-on date. Away technicians get no new tickets and no new-ticket notifications, become available again automatically on that date, and the admin is warned if they still have open tickets.</w:t>
+            </w:r>
+          </w:p>
+        </w:tc>
+      </w:tr>
+      <w:tr>
+        <w:tc>
+          <w:tcPr>
+            <w:tcW w:w="4680" w:type="dxa"/>
+          </w:tcPr>
+          <w:p>
+            <w:pPr/>
+            <w:r>
+              <w:t xml:space="preserve">What is the star rating (CSAT)?</w:t>
+            </w:r>
+          </w:p>
+        </w:tc>
+        <w:tc>
+          <w:tcPr>
+            <w:tcW w:w="4680" w:type="dxa"/>
+          </w:tcPr>
+          <w:p>
+            <w:pPr/>
+            <w:r>
+              <w:t xml:space="preserve">Customer satisfaction: after a resolved ticket is closed, the employee rates the support 1–5 stars once. The technician is notified and the admin sees the averages in Analytics.</w:t>
+            </w:r>
+          </w:p>
+        </w:tc>
+      </w:tr>
+      <w:tr>
+        <w:tc>
+          <w:tcPr>
+            <w:tcW w:w="4680" w:type="dxa"/>
+          </w:tcPr>
+          <w:p>
+            <w:pPr/>
+            <w:r>
+              <w:t xml:space="preserve">What is IAM in your project?</w:t>
+            </w:r>
+          </w:p>
+        </w:tc>
+        <w:tc>
+          <w:tcPr>
+            <w:tcW w:w="4680" w:type="dxa"/>
+          </w:tcPr>
+          <w:p>
+            <w:pPr/>
+            <w:r>
+              <w:t xml:space="preserve">Inside the app every user has one role, the admin gives roles on the Users &amp; Roles page, and every request is checked on the server (403 + audit log if not allowed): the same idea as AWS IAM. For AWS we wrote a least-privilege IAM role policy; the Sandbox did not let us attach a role, so the database password stays in a locked file that only the app can read.</w:t>
             </w:r>
           </w:p>
         </w:tc>
@@ -6771,7 +7317,7 @@
           <w:p>
             <w:pPr/>
             <w:r>
-              <w:t xml:space="preserve">A load balancer with auto scaling, Multi-AZ RDS, CloudWatch monitoring and email notifications.</w:t>
+              <w:t xml:space="preserve">SLA escalation, email alerts and two-step login for admins; then a load balancer with auto scaling, Multi-AZ RDS and CloudWatch monitoring.</w:t>
             </w:r>
           </w:p>
         </w:tc>
@@ -6860,6 +7406,39 @@
             </w:r>
             <w:r>
               <w:t xml:space="preserve"> and keep that window open</w:t>
+            </w:r>
+          </w:p>
+        </w:tc>
+      </w:tr>
+      <w:tr>
+        <w:tc>
+          <w:tcPr>
+            <w:tcW w:w="4680" w:type="dxa"/>
+          </w:tcPr>
+          <w:p>
+            <w:pPr/>
+            <w:r>
+              <w:t xml:space="preserve">The AWS site does not open</w:t>
+            </w:r>
+          </w:p>
+        </w:tc>
+        <w:tc>
+          <w:tcPr>
+            <w:tcW w:w="4680" w:type="dxa"/>
+          </w:tcPr>
+          <w:p>
+            <w:pPr/>
+            <w:r>
+              <w:t xml:space="preserve">Wait about 10 minutes after launch; use http:// (not https://); check the Sandbox timer. If the Sandbox session ended, start the lab again and launch a new instance with the User data.</w:t>
+            </w:r>
+            <w:r>
+              <w:rPr>
+                <w:rStyle w:val="CodeChar"/>
+              </w:rPr>
+              <w:t xml:space="preserve"/>
+            </w:r>
+            <w:r>
+              <w:t xml:space="preserve"/>
             </w:r>
           </w:p>
         </w:tc>

--- a/docs/CloudOps360_User_and_Demo_Guide.docx
+++ b/docs/CloudOps360_User_and_Demo_Guide.docx
@@ -144,7 +144,7 @@
         </w:numPr>
       </w:pPr>
       <w:r>
-        <w:t xml:space="preserve">Employees rate the support with 1–5 stars, and technicians can mark themselves Away when they are sick or on leave.</w:t>
+        <w:t xml:space="preserve">Employees rate the support with 1–5 stars, and technicians ask for leave when they are sick or on holiday, and an administrator approves it.</w:t>
       </w:r>
     </w:p>
     <w:p>
@@ -223,7 +223,7 @@
         <w:t xml:space="preserve">On AWS (the class demo):</w:t>
       </w:r>
       <w:r>
-        <w:t xml:space="preserve"> launch the EC2 instance with the 2-line User data from docs/CHEAT_SHEET.md, wait about 10 minutes and open http://&lt;public IP&gt;. Everything below works the same there; just use the IP instead of 127.0.0.1:5000.</w:t>
+        <w:t xml:space="preserve"> open https://13.201.137.27 (always on; at the certificate warning click Advanced → Proceed). Everything below works the same there; just use the IP instead of 127.0.0.1:5000.</w:t>
       </w:r>
     </w:p>
     <w:p>
@@ -577,7 +577,7 @@
         </w:numPr>
       </w:pPr>
       <w:r>
-        <w:t xml:space="preserve">☐ Website opens at http://&lt;AWS public IP&gt; (laptop: http://127.0.0.1:5000)</w:t>
+        <w:t xml:space="preserve">☐ Website opens at https://13.201.137.27 (laptop: http://127.0.0.1:5000)</w:t>
       </w:r>
     </w:p>
     <w:p>
@@ -1256,7 +1256,7 @@
           <w:p>
             <w:pPr/>
             <w:r>
-              <w:t xml:space="preserve">Set status Available / Away</w:t>
+              <w:t xml:space="preserve">Away status (leave)</w:t>
             </w:r>
           </w:p>
         </w:tc>
@@ -1278,18 +1278,18 @@
           <w:p>
             <w:pPr/>
             <w:r>
-              <w:t xml:space="preserve">Yes (own status)</w:t>
-            </w:r>
-          </w:p>
-        </w:tc>
-        <w:tc>
-          <w:tcPr>
-            <w:tcW w:w="2340" w:type="dxa"/>
-          </w:tcPr>
-          <w:p>
-            <w:pPr/>
-            <w:r>
-              <w:t xml:space="preserve">Yes (for technicians)</w:t>
+              <w:t xml:space="preserve">Asks for leave</w:t>
+            </w:r>
+          </w:p>
+        </w:tc>
+        <w:tc>
+          <w:tcPr>
+            <w:tcW w:w="2340" w:type="dxa"/>
+          </w:tcPr>
+          <w:p>
+            <w:pPr/>
+            <w:r>
+              <w:t xml:space="preserve">Approves or rejects leave</w:t>
             </w:r>
           </w:p>
         </w:tc>
@@ -4026,7 +4026,7 @@
         <w:t xml:space="preserve">Queue &amp; Workload:</w:t>
       </w:r>
       <w:r>
-        <w:t xml:space="preserve"> My status card (Available / Away with a note and a back-on date) and How tickets reach you (auto-assignment rules, my star rating); red warning if any of my tickets is overdue; </w:t>
+        <w:t xml:space="preserve"> My status card (send a leave request with a reason and a back-on date; Away once an administrator approves it, then I'm back) and How tickets reach you (auto-assignment rules, my star rating); red warning if any of my tickets is overdue; </w:t>
       </w:r>
       <w:r>
         <w:rPr>
@@ -4328,7 +4328,7 @@
         </w:numPr>
       </w:pPr>
       <w:r>
-        <w:t xml:space="preserve">Open http://&lt;IP&gt; (&lt;IP&gt; = the AWS public IP; on the laptop 127.0.0.1:5000) (landing page).</w:t>
+        <w:t xml:space="preserve">Open https://&lt;IP&gt; (&lt;IP&gt; = 13.201.137.27; on the laptop http://127.0.0.1:5000) (landing page).</w:t>
       </w:r>
     </w:p>
     <w:p>
@@ -5457,7 +5457,7 @@
         <w:rPr>
           <w:b/>
         </w:rPr>
-        <w:t xml:space="preserve">144 passed</w:t>
+        <w:t xml:space="preserve">145 passed</w:t>
       </w:r>
       <w:r>
         <w:t xml:space="preserve">.</w:t>
@@ -5472,7 +5472,7 @@
         <w:t xml:space="preserve">Say:</w:t>
       </w:r>
       <w:r>
-        <w:t xml:space="preserve"> "There are 144 automated tests covering login, permissions, the workflow, internal-note privacy, file uploads, SLA calculations, dashboards, auto-assignment and ratings. They pass on both SQLite and MySQL."</w:t>
+        <w:t xml:space="preserve"> "There are 145 automated tests covering login, permissions, the workflow, internal-note privacy, file uploads, SLA calculations, dashboards, auto-assignment, leave requests and ratings. They pass on both SQLite and MySQL."</w:t>
       </w:r>
     </w:p>
     <w:p>
@@ -5763,7 +5763,7 @@
           <w:p>
             <w:pPr/>
             <w:r>
-              <w:t xml:space="preserve">Accounts, hashed passwords, role, active or not, Available / Away</w:t>
+              <w:t xml:space="preserve">Accounts, hashed passwords, role, active or not, Available / Away, leave request</w:t>
             </w:r>
           </w:p>
         </w:tc>
@@ -6334,16 +6334,16 @@
         <w:rPr>
           <w:b/>
         </w:rPr>
-        <w:t xml:space="preserve">Lab 1 is deployed and verified live</w:t>
-      </w:r>
-      <w:r>
-        <w:t xml:space="preserve"> on AWS (AWS Academy Sandbox, installed by the 2-line User data script). Lab 2 and Lab 3 are scripted in the repository (infrastructure/aws/) but </w:t>
-      </w:r>
-      <w:r>
-        <w:rPr>
-          <w:b/>
-        </w:rPr>
-        <w:t xml:space="preserve">not deployed yet</w:t>
+        <w:t xml:space="preserve">All three labs are deployed and verified live</w:t>
+      </w:r>
+      <w:r>
+        <w:t xml:space="preserve"> on our own AWS account (Mumbai region): Lab 1 with the 2-line User data script, Lab 2 and Lab 3 with two scripts in infrastructure/aws/ (cloudshell_lab2_lab3.sh and server_lab2_lab3.sh), and </w:t>
+      </w:r>
+      <w:r>
+        <w:rPr>
+          <w:b/>
+        </w:rPr>
+        <w:t xml:space="preserve">verify_deployment.sh prints PASS for every check</w:t>
       </w:r>
       <w:r>
         <w:t xml:space="preserve">; the full steps are in docs/aws_deployment.md and the tick-box checklists in docs/lab_guides.md.</w:t>
@@ -7173,7 +7173,7 @@
           <w:p>
             <w:pPr/>
             <w:r>
-              <w:t xml:space="preserve">144 automated tests pass on SQLite and on MySQL, plus manual checks in the browser of every role.</w:t>
+              <w:t xml:space="preserve">145 automated tests pass on SQLite and on MySQL, plus manual checks in the browser of every role.</w:t>
             </w:r>
           </w:p>
         </w:tc>
@@ -7197,7 +7197,7 @@
           <w:p>
             <w:pPr/>
             <w:r>
-              <w:t xml:space="preserve">Yes. Lab 1 runs on an EC2 server (Amazon Linux 2023) with Nginx, Gunicorn and MariaDB. A 2-line User data script installs everything from GitHub in about 10 minutes. Lab 2 (RDS, EFS) and Lab 3 (IAM, Secrets Manager, HTTPS) are next.</w:t>
+              <w:t xml:space="preserve">Yes, on our own AWS account (Mumbai), all three labs: Lab 1 EC2 (Amazon Linux 2023, t3.micro) with Nginx and Gunicorn; Lab 2 RDS MySQL (private, encrypted) and EFS for the attachments; Lab 3 IAM role, Secrets Manager, HTTPS and encryption. The site is always on at https://13.201.137.27.</w:t>
             </w:r>
           </w:p>
         </w:tc>
@@ -7245,7 +7245,7 @@
           <w:p>
             <w:pPr/>
             <w:r>
-              <w:t xml:space="preserve">They set themselves Away, with a note and a back-on date. Away technicians get no new tickets and no new-ticket notifications, become available again automatically on that date, and the admin is warned if they still have open tickets.</w:t>
+              <w:t xml:space="preserve">They send a leave request with a reason and a back-on date. An administrator approves or rejects it on the dashboard, and only an approved request makes them Away. Away technicians get no new tickets and no new-ticket notifications, become available again automatically on that date (or with I'm back), and the admin sees their open tickets with a Reassign button.</w:t>
             </w:r>
           </w:p>
         </w:tc>
@@ -7293,7 +7293,7 @@
           <w:p>
             <w:pPr/>
             <w:r>
-              <w:t xml:space="preserve">Inside the app every user has one role, the admin gives roles on the Users &amp; Roles page, and every request is checked on the server (403 + audit log if not allowed): the same idea as AWS IAM. For AWS we wrote a least-privilege IAM role policy; the Sandbox did not let us attach a role, so the database password stays in a locked file that only the app can read.</w:t>
+              <w:t xml:space="preserve">Inside the app every user has one role, the admin gives roles on the Users &amp; Roles page, and every request is checked on the server (403 + audit log if not allowed): the same idea as AWS IAM. On AWS the web server uses an IAM role with least privilege: no access keys, and it can only read its 2 secrets in Secrets Manager and mount its 1 EFS file system.</w:t>
             </w:r>
           </w:p>
         </w:tc>
@@ -7429,7 +7429,7 @@
           <w:p>
             <w:pPr/>
             <w:r>
-              <w:t xml:space="preserve">Wait about 10 minutes after launch; use http:// (not https://); check the Sandbox timer. If the Sandbox session ended, start the lab again and launch a new instance with the User data.</w:t>
+              <w:t xml:space="preserve">Open https://13.201.137.27 and click Advanced → Proceed at the certificate warning (our own lab certificate). If it does not open, check in the EC2 console that cloudops360-web is Running. Backup: the AWS Academy Sandbox (new instance with the User data, then http://&lt;IP&gt;) or the laptop.</w:t>
             </w:r>
             <w:r>
               <w:rPr>
